--- a/Overview.docx
+++ b/Overview.docx
@@ -9,29 +9,31 @@
           <w:bCs/>
           <w:sz w:val="32"/>
           <w:szCs w:val="32"/>
-        </w:rPr>
-      </w:pPr>
-      <w:r>
-        <w:rPr>
-          <w:b/>
-          <w:bCs/>
-          <w:sz w:val="32"/>
-          <w:szCs w:val="32"/>
+          <w:lang w:val="en-US"/>
+        </w:rPr>
+      </w:pPr>
+      <w:r>
+        <w:rPr>
+          <w:b/>
+          <w:bCs/>
+          <w:sz w:val="32"/>
+          <w:szCs w:val="32"/>
+          <w:lang w:val="en-US"/>
         </w:rPr>
         <w:t>General</w:t>
       </w:r>
     </w:p>
     <w:p>
-      <w:r>
-        <w:t xml:space="preserve">Analysis </w:t>
-      </w:r>
-      <w:proofErr w:type="spellStart"/>
-      <w:r>
-        <w:t>periods</w:t>
-      </w:r>
-      <w:proofErr w:type="spellEnd"/>
-      <w:r>
-        <w:t xml:space="preserve">: </w:t>
+      <w:pPr>
+        <w:rPr>
+          <w:lang w:val="en-US"/>
+        </w:rPr>
+      </w:pPr>
+      <w:r>
+        <w:rPr>
+          <w:lang w:val="en-US"/>
+        </w:rPr>
+        <w:t xml:space="preserve">Analysis periods: </w:t>
       </w:r>
     </w:p>
     <w:p>
@@ -41,36 +43,21 @@
           <w:ilvl w:val="0"/>
           <w:numId w:val="1"/>
         </w:numPr>
-      </w:pPr>
-      <w:r>
+        <w:rPr>
+          <w:lang w:val="en-US"/>
+        </w:rPr>
+      </w:pPr>
+      <w:r>
+        <w:rPr>
+          <w:lang w:val="en-US"/>
+        </w:rPr>
         <w:t>Area: 155-156E &amp; 18.5-19.5S</w:t>
       </w:r>
       <w:r>
-        <w:t xml:space="preserve"> (</w:t>
-      </w:r>
-      <w:proofErr w:type="spellStart"/>
-      <w:r>
-        <w:t>overlapping</w:t>
-      </w:r>
-      <w:proofErr w:type="spellEnd"/>
-      <w:r>
-        <w:t xml:space="preserve"> </w:t>
-      </w:r>
-      <w:proofErr w:type="spellStart"/>
-      <w:r>
-        <w:t>of</w:t>
-      </w:r>
-      <w:proofErr w:type="spellEnd"/>
-      <w:r>
-        <w:t xml:space="preserve"> </w:t>
-      </w:r>
-      <w:proofErr w:type="spellStart"/>
-      <w:r>
-        <w:t>peaks</w:t>
-      </w:r>
-      <w:proofErr w:type="spellEnd"/>
-      <w:r>
-        <w:t>)</w:t>
+        <w:rPr>
+          <w:lang w:val="en-US"/>
+        </w:rPr>
+        <w:t xml:space="preserve"> (overlapping of peaks)</w:t>
       </w:r>
     </w:p>
     <w:p>
@@ -80,73 +67,27 @@
           <w:ilvl w:val="0"/>
           <w:numId w:val="1"/>
         </w:numPr>
-      </w:pPr>
-      <w:r>
-        <w:t xml:space="preserve">Baseline: 1. Nov – 31. Mar </w:t>
-      </w:r>
-      <w:proofErr w:type="spellStart"/>
-      <w:r>
-        <w:t>of</w:t>
-      </w:r>
-      <w:proofErr w:type="spellEnd"/>
-      <w:r>
-        <w:t xml:space="preserve"> 2019-2022 (</w:t>
-      </w:r>
-      <w:proofErr w:type="spellStart"/>
-      <w:r>
-        <w:t>only</w:t>
-      </w:r>
-      <w:proofErr w:type="spellEnd"/>
-      <w:r>
-        <w:t xml:space="preserve"> </w:t>
-      </w:r>
-      <w:proofErr w:type="spellStart"/>
-      <w:r>
-        <w:t>summer</w:t>
-      </w:r>
-      <w:proofErr w:type="spellEnd"/>
-      <w:r>
-        <w:t xml:space="preserve"> </w:t>
-      </w:r>
-      <w:proofErr w:type="spellStart"/>
-      <w:r>
-        <w:t>months</w:t>
-      </w:r>
-      <w:proofErr w:type="spellEnd"/>
-      <w:r>
-        <w:t xml:space="preserve"> </w:t>
-      </w:r>
-      <w:proofErr w:type="spellStart"/>
-      <w:r>
-        <w:t>without</w:t>
-      </w:r>
-      <w:proofErr w:type="spellEnd"/>
-      <w:r>
-        <w:t xml:space="preserve"> </w:t>
-      </w:r>
-      <w:proofErr w:type="spellStart"/>
-      <w:r>
-        <w:t>cyclones</w:t>
-      </w:r>
-      <w:proofErr w:type="spellEnd"/>
-      <w:r>
-        <w:t xml:space="preserve"> </w:t>
-      </w:r>
-      <w:proofErr w:type="spellStart"/>
-      <w:r>
-        <w:t>occuring</w:t>
-      </w:r>
-      <w:proofErr w:type="spellEnd"/>
-      <w:r>
-        <w:t xml:space="preserve"> </w:t>
-      </w:r>
-      <w:proofErr w:type="spellStart"/>
-      <w:r>
-        <w:t>then</w:t>
-      </w:r>
-      <w:proofErr w:type="spellEnd"/>
-      <w:r>
-        <w:t>)</w:t>
+        <w:rPr>
+          <w:lang w:val="en-US"/>
+        </w:rPr>
+      </w:pPr>
+      <w:r>
+        <w:rPr>
+          <w:lang w:val="en-US"/>
+        </w:rPr>
+        <w:t xml:space="preserve">Baseline: 1. Nov – 31. Mar of 2019-2022 (only summer months without cyclones </w:t>
+      </w:r>
+      <w:r>
+        <w:rPr>
+          <w:lang w:val="en-US"/>
+        </w:rPr>
+        <w:t>occurring</w:t>
+      </w:r>
+      <w:r>
+        <w:rPr>
+          <w:lang w:val="en-US"/>
+        </w:rPr>
+        <w:t xml:space="preserve"> then)</w:t>
       </w:r>
     </w:p>
     <w:p>
@@ -156,28 +97,24 @@
           <w:ilvl w:val="1"/>
           <w:numId w:val="1"/>
         </w:numPr>
-      </w:pPr>
-      <w:proofErr w:type="spellStart"/>
-      <w:r>
-        <w:t>Exclusion</w:t>
-      </w:r>
-      <w:proofErr w:type="spellEnd"/>
-      <w:r>
-        <w:t xml:space="preserve"> </w:t>
-      </w:r>
-      <w:proofErr w:type="spellStart"/>
-      <w:r>
-        <w:t>periods</w:t>
-      </w:r>
-      <w:proofErr w:type="spellEnd"/>
-      <w:r>
-        <w:t>:</w:t>
+        <w:rPr>
+          <w:lang w:val="en-US"/>
+        </w:rPr>
+      </w:pPr>
+      <w:r>
+        <w:rPr>
+          <w:lang w:val="en-US"/>
+        </w:rPr>
+        <w:t>Exclusion periods:</w:t>
       </w:r>
     </w:p>
     <w:p>
       <w:pPr>
         <w:pStyle w:val="Listenabsatz"/>
         <w:ind w:left="1440"/>
+        <w:rPr>
+          <w:lang w:val="en-US"/>
+        </w:rPr>
       </w:pPr>
       <w:r>
         <w:rPr>
@@ -186,6 +123,7 @@
           <w:noProof/>
           <w:sz w:val="18"/>
           <w:szCs w:val="18"/>
+          <w:lang w:val="en-US"/>
         </w:rPr>
         <w:drawing>
           <wp:inline distT="0" distB="0" distL="0" distR="0" wp14:anchorId="7D6D8117" wp14:editId="6CFE5B3F">
@@ -244,61 +182,39 @@
           <w:ilvl w:val="0"/>
           <w:numId w:val="1"/>
         </w:numPr>
-      </w:pPr>
-      <w:r>
+        <w:rPr>
+          <w:lang w:val="en-US"/>
+        </w:rPr>
+      </w:pPr>
+      <w:r>
+        <w:rPr>
+          <w:lang w:val="en-US"/>
+        </w:rPr>
         <w:t>Fina</w:t>
       </w:r>
       <w:r>
-        <w:t xml:space="preserve"> </w:t>
-      </w:r>
-      <w:proofErr w:type="spellStart"/>
-      <w:r>
-        <w:t>peak</w:t>
-      </w:r>
-      <w:proofErr w:type="spellEnd"/>
-      <w:r>
-        <w:t xml:space="preserve"> on 2</w:t>
-      </w:r>
-      <w:r>
+        <w:rPr>
+          <w:lang w:val="en-US"/>
+        </w:rPr>
+        <w:t xml:space="preserve"> peak on 2</w:t>
+      </w:r>
+      <w:r>
+        <w:rPr>
+          <w:lang w:val="en-US"/>
+        </w:rPr>
         <w:t>1-22</w:t>
       </w:r>
       <w:r>
-        <w:t xml:space="preserve">nd </w:t>
-      </w:r>
-      <w:proofErr w:type="spellStart"/>
-      <w:r>
-        <w:t>December</w:t>
-      </w:r>
-      <w:proofErr w:type="spellEnd"/>
-      <w:r>
-        <w:t xml:space="preserve"> 2011</w:t>
-      </w:r>
-      <w:r>
-        <w:t xml:space="preserve"> (</w:t>
-      </w:r>
-      <w:proofErr w:type="spellStart"/>
-      <w:r>
-        <w:t>followed</w:t>
-      </w:r>
-      <w:proofErr w:type="spellEnd"/>
-      <w:r>
-        <w:t xml:space="preserve"> </w:t>
-      </w:r>
-      <w:proofErr w:type="spellStart"/>
-      <w:r>
-        <w:t>by</w:t>
-      </w:r>
-      <w:proofErr w:type="spellEnd"/>
-      <w:r>
-        <w:t xml:space="preserve"> </w:t>
-      </w:r>
-      <w:proofErr w:type="spellStart"/>
-      <w:r>
-        <w:t>gales</w:t>
-      </w:r>
-      <w:proofErr w:type="spellEnd"/>
-      <w:r>
-        <w:t xml:space="preserve"> on 25-26th)</w:t>
+        <w:rPr>
+          <w:lang w:val="en-US"/>
+        </w:rPr>
+        <w:t>nd December 2011</w:t>
+      </w:r>
+      <w:r>
+        <w:rPr>
+          <w:lang w:val="en-US"/>
+        </w:rPr>
+        <w:t xml:space="preserve"> (followed by gales on 25-26th)</w:t>
       </w:r>
     </w:p>
     <w:p>
@@ -308,65 +224,53 @@
           <w:ilvl w:val="0"/>
           <w:numId w:val="1"/>
         </w:numPr>
-      </w:pPr>
-      <w:r>
-        <w:t xml:space="preserve">Alfred </w:t>
-      </w:r>
-      <w:proofErr w:type="spellStart"/>
-      <w:r>
-        <w:t>peak</w:t>
-      </w:r>
-      <w:proofErr w:type="spellEnd"/>
-      <w:r>
-        <w:t xml:space="preserve">: 27-28th </w:t>
-      </w:r>
-      <w:proofErr w:type="spellStart"/>
-      <w:r>
-        <w:t>February</w:t>
-      </w:r>
-      <w:proofErr w:type="spellEnd"/>
-      <w:r>
-        <w:t xml:space="preserve"> 2025</w:t>
-      </w:r>
-    </w:p>
-    <w:p/>
-    <w:p>
-      <w:pPr>
-        <w:rPr>
-          <w:b/>
-          <w:bCs/>
-          <w:sz w:val="32"/>
-          <w:szCs w:val="32"/>
-        </w:rPr>
-      </w:pPr>
-      <w:r>
-        <w:rPr>
-          <w:b/>
-          <w:bCs/>
-          <w:sz w:val="32"/>
-          <w:szCs w:val="32"/>
-        </w:rPr>
-        <w:t xml:space="preserve">Wind and Wave </w:t>
-      </w:r>
-      <w:proofErr w:type="spellStart"/>
-      <w:r>
-        <w:rPr>
-          <w:b/>
-          <w:bCs/>
-          <w:sz w:val="32"/>
-          <w:szCs w:val="32"/>
-        </w:rPr>
-        <w:t>analysis</w:t>
-      </w:r>
-      <w:proofErr w:type="spellEnd"/>
-    </w:p>
-    <w:p>
-      <w:pPr>
-        <w:rPr>
-          <w:b/>
-          <w:bCs/>
-          <w:sz w:val="32"/>
-          <w:szCs w:val="32"/>
+        <w:rPr>
+          <w:lang w:val="en-US"/>
+        </w:rPr>
+      </w:pPr>
+      <w:r>
+        <w:rPr>
+          <w:lang w:val="en-US"/>
+        </w:rPr>
+        <w:t>Alfred peak: 27-28th February 2025</w:t>
+      </w:r>
+    </w:p>
+    <w:p>
+      <w:pPr>
+        <w:rPr>
+          <w:lang w:val="en-US"/>
+        </w:rPr>
+      </w:pPr>
+    </w:p>
+    <w:p>
+      <w:pPr>
+        <w:rPr>
+          <w:b/>
+          <w:bCs/>
+          <w:sz w:val="32"/>
+          <w:szCs w:val="32"/>
+          <w:lang w:val="en-US"/>
+        </w:rPr>
+      </w:pPr>
+      <w:r>
+        <w:rPr>
+          <w:b/>
+          <w:bCs/>
+          <w:sz w:val="32"/>
+          <w:szCs w:val="32"/>
+          <w:lang w:val="en-US"/>
+        </w:rPr>
+        <w:t>Wind and Wave analysis</w:t>
+      </w:r>
+    </w:p>
+    <w:p>
+      <w:pPr>
+        <w:rPr>
+          <w:b/>
+          <w:bCs/>
+          <w:sz w:val="32"/>
+          <w:szCs w:val="32"/>
+          <w:lang w:val="en-US"/>
         </w:rPr>
       </w:pPr>
       <w:r>
@@ -376,6 +280,7 @@
           <w:noProof/>
           <w:sz w:val="32"/>
           <w:szCs w:val="32"/>
+          <w:lang w:val="en-US"/>
         </w:rPr>
         <w:drawing>
           <wp:inline distT="0" distB="0" distL="0" distR="0" wp14:anchorId="2CE5BE6D" wp14:editId="7653D693">
@@ -427,6 +332,7 @@
           <w:bCs/>
           <w:sz w:val="32"/>
           <w:szCs w:val="32"/>
+          <w:lang w:val="en-US"/>
         </w:rPr>
       </w:pPr>
       <w:r>
@@ -436,6 +342,7 @@
           <w:noProof/>
           <w:sz w:val="32"/>
           <w:szCs w:val="32"/>
+          <w:lang w:val="en-US"/>
         </w:rPr>
         <mc:AlternateContent>
           <mc:Choice Requires="wps">
@@ -522,6 +429,7 @@
           <w:noProof/>
           <w:sz w:val="32"/>
           <w:szCs w:val="32"/>
+          <w:lang w:val="en-US"/>
         </w:rPr>
         <mc:AlternateContent>
           <mc:Choice Requires="wps">
@@ -608,6 +516,7 @@
           <w:noProof/>
           <w:sz w:val="32"/>
           <w:szCs w:val="32"/>
+          <w:lang w:val="en-US"/>
         </w:rPr>
         <w:drawing>
           <wp:inline distT="0" distB="0" distL="0" distR="0" wp14:anchorId="65C50FB5" wp14:editId="788A723C">
@@ -659,6 +568,7 @@
           <w:bCs/>
           <w:sz w:val="32"/>
           <w:szCs w:val="32"/>
+          <w:lang w:val="en-US"/>
         </w:rPr>
       </w:pPr>
       <w:r>
@@ -668,6 +578,7 @@
           <w:noProof/>
           <w:sz w:val="32"/>
           <w:szCs w:val="32"/>
+          <w:lang w:val="en-US"/>
         </w:rPr>
         <mc:AlternateContent>
           <mc:Choice Requires="wps">
@@ -754,6 +665,7 @@
           <w:noProof/>
           <w:sz w:val="32"/>
           <w:szCs w:val="32"/>
+          <w:lang w:val="en-US"/>
         </w:rPr>
         <w:drawing>
           <wp:inline distT="0" distB="0" distL="0" distR="0" wp14:anchorId="4A7B2EDE" wp14:editId="333B4C17">
@@ -805,24 +717,27 @@
           <w:bCs/>
           <w:sz w:val="32"/>
           <w:szCs w:val="32"/>
-        </w:rPr>
-      </w:pPr>
-    </w:p>
-    <w:p>
-      <w:pPr>
-        <w:rPr>
-          <w:b/>
-          <w:bCs/>
-          <w:sz w:val="32"/>
-          <w:szCs w:val="32"/>
-        </w:rPr>
-      </w:pPr>
-      <w:r>
-        <w:rPr>
-          <w:b/>
-          <w:bCs/>
-          <w:sz w:val="32"/>
-          <w:szCs w:val="32"/>
+          <w:lang w:val="en-US"/>
+        </w:rPr>
+      </w:pPr>
+    </w:p>
+    <w:p>
+      <w:pPr>
+        <w:rPr>
+          <w:b/>
+          <w:bCs/>
+          <w:sz w:val="32"/>
+          <w:szCs w:val="32"/>
+          <w:lang w:val="en-US"/>
+        </w:rPr>
+      </w:pPr>
+      <w:r>
+        <w:rPr>
+          <w:b/>
+          <w:bCs/>
+          <w:sz w:val="32"/>
+          <w:szCs w:val="32"/>
+          <w:lang w:val="en-US"/>
         </w:rPr>
         <w:lastRenderedPageBreak/>
         <w:t>MLD</w:t>
@@ -835,6 +750,7 @@
           <w:bCs/>
           <w:sz w:val="32"/>
           <w:szCs w:val="32"/>
+          <w:lang w:val="en-US"/>
         </w:rPr>
       </w:pPr>
       <w:r>
@@ -844,17 +760,18 @@
           <w:noProof/>
           <w:sz w:val="32"/>
           <w:szCs w:val="32"/>
+          <w:lang w:val="en-US"/>
         </w:rPr>
         <mc:AlternateContent>
           <mc:Choice Requires="wps">
             <w:drawing>
-              <wp:anchor distT="0" distB="0" distL="114300" distR="114300" simplePos="0" relativeHeight="251667456" behindDoc="0" locked="0" layoutInCell="1" allowOverlap="1" wp14:anchorId="16B781A9" wp14:editId="3FC1499E">
+              <wp:anchor distT="0" distB="0" distL="114300" distR="114300" simplePos="0" relativeHeight="251667456" behindDoc="0" locked="0" layoutInCell="1" allowOverlap="1" wp14:anchorId="16B781A9" wp14:editId="611921C9">
                 <wp:simplePos x="0" y="0"/>
                 <wp:positionH relativeFrom="column">
-                  <wp:posOffset>2109654</wp:posOffset>
+                  <wp:posOffset>2245497</wp:posOffset>
                 </wp:positionH>
                 <wp:positionV relativeFrom="paragraph">
-                  <wp:posOffset>1519514</wp:posOffset>
+                  <wp:posOffset>1518920</wp:posOffset>
                 </wp:positionV>
                 <wp:extent cx="457200" cy="482600"/>
                 <wp:effectExtent l="25400" t="25400" r="38100" b="38100"/>
@@ -916,7 +833,7 @@
           </mc:Choice>
           <mc:Fallback>
             <w:pict>
-              <v:oval w14:anchorId="4FACB70D" id="Oval 5" o:spid="_x0000_s1026" style="position:absolute;margin-left:166.1pt;margin-top:119.65pt;width:36pt;height:38pt;z-index:251667456;visibility:visible;mso-wrap-style:square;mso-width-percent:0;mso-height-percent:0;mso-wrap-distance-left:9pt;mso-wrap-distance-top:0;mso-wrap-distance-right:9pt;mso-wrap-distance-bottom:0;mso-position-horizontal:absolute;mso-position-horizontal-relative:text;mso-position-vertical:absolute;mso-position-vertical-relative:text;mso-width-percent:0;mso-height-percent:0;mso-width-relative:margin;mso-height-relative:margin;v-text-anchor:middle" o:gfxdata="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" filled="f" strokecolor="#e00" strokeweight="4.5pt">
+              <v:oval w14:anchorId="2C0933AD" id="Oval 5" o:spid="_x0000_s1026" style="position:absolute;margin-left:176.8pt;margin-top:119.6pt;width:36pt;height:38pt;z-index:251667456;visibility:visible;mso-wrap-style:square;mso-width-percent:0;mso-height-percent:0;mso-wrap-distance-left:9pt;mso-wrap-distance-top:0;mso-wrap-distance-right:9pt;mso-wrap-distance-bottom:0;mso-position-horizontal:absolute;mso-position-horizontal-relative:text;mso-position-vertical:absolute;mso-position-vertical-relative:text;mso-width-percent:0;mso-height-percent:0;mso-width-relative:margin;mso-height-relative:margin;v-text-anchor:middle" o:gfxdata="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" filled="f" strokecolor="#e00" strokeweight="4.5pt">
                 <v:stroke joinstyle="miter"/>
               </v:oval>
             </w:pict>
@@ -930,6 +847,7 @@
           <w:noProof/>
           <w:sz w:val="32"/>
           <w:szCs w:val="32"/>
+          <w:lang w:val="en-US"/>
         </w:rPr>
         <mc:AlternateContent>
           <mc:Choice Requires="wps">
@@ -1013,8 +931,10 @@
         <w:rPr>
           <w:b/>
           <w:bCs/>
-          <w:sz w:val="32"/>
-          <w:szCs w:val="32"/>
+          <w:noProof/>
+          <w:sz w:val="32"/>
+          <w:szCs w:val="32"/>
+          <w:lang w:val="en-US"/>
         </w:rPr>
         <w:drawing>
           <wp:inline distT="0" distB="0" distL="0" distR="0" wp14:anchorId="1DC456C9" wp14:editId="14144555">
@@ -1054,54 +974,35 @@
       </w:r>
     </w:p>
     <w:p>
-      <w:r>
-        <w:t xml:space="preserve">More </w:t>
-      </w:r>
-      <w:proofErr w:type="spellStart"/>
-      <w:r>
-        <w:t>mixing</w:t>
-      </w:r>
-      <w:proofErr w:type="spellEnd"/>
-      <w:r>
-        <w:t xml:space="preserve"> </w:t>
-      </w:r>
-      <w:proofErr w:type="spellStart"/>
-      <w:r>
-        <w:t>through</w:t>
-      </w:r>
-      <w:proofErr w:type="spellEnd"/>
-      <w:r>
-        <w:t xml:space="preserve"> </w:t>
-      </w:r>
-      <w:proofErr w:type="spellStart"/>
-      <w:r>
-        <w:t>more</w:t>
-      </w:r>
-      <w:proofErr w:type="spellEnd"/>
-      <w:r>
-        <w:t xml:space="preserve"> wind and </w:t>
-      </w:r>
-      <w:proofErr w:type="spellStart"/>
-      <w:r>
-        <w:t>wave</w:t>
-      </w:r>
-      <w:proofErr w:type="spellEnd"/>
-    </w:p>
-    <w:p>
-      <w:pPr>
-        <w:rPr>
-          <w:b/>
-          <w:bCs/>
-          <w:sz w:val="32"/>
-          <w:szCs w:val="32"/>
-        </w:rPr>
-      </w:pPr>
-      <w:r>
-        <w:rPr>
-          <w:b/>
-          <w:bCs/>
-          <w:sz w:val="32"/>
-          <w:szCs w:val="32"/>
+      <w:pPr>
+        <w:rPr>
+          <w:lang w:val="en-US"/>
+        </w:rPr>
+      </w:pPr>
+      <w:r>
+        <w:rPr>
+          <w:lang w:val="en-US"/>
+        </w:rPr>
+        <w:t>More mixing through more wind and wave</w:t>
+      </w:r>
+    </w:p>
+    <w:p>
+      <w:pPr>
+        <w:rPr>
+          <w:b/>
+          <w:bCs/>
+          <w:sz w:val="32"/>
+          <w:szCs w:val="32"/>
+          <w:lang w:val="en-US"/>
+        </w:rPr>
+      </w:pPr>
+      <w:r>
+        <w:rPr>
+          <w:b/>
+          <w:bCs/>
+          <w:sz w:val="32"/>
+          <w:szCs w:val="32"/>
+          <w:lang w:val="en-US"/>
         </w:rPr>
         <w:t>Nitrate</w:t>
       </w:r>
@@ -1113,6 +1014,7 @@
           <w:bCs/>
           <w:sz w:val="32"/>
           <w:szCs w:val="32"/>
+          <w:lang w:val="en-US"/>
         </w:rPr>
       </w:pPr>
       <w:r>
@@ -1122,6 +1024,7 @@
           <w:noProof/>
           <w:sz w:val="32"/>
           <w:szCs w:val="32"/>
+          <w:lang w:val="en-US"/>
         </w:rPr>
         <mc:AlternateContent>
           <mc:Choice Requires="wps">
@@ -1208,6 +1111,7 @@
           <w:noProof/>
           <w:sz w:val="32"/>
           <w:szCs w:val="32"/>
+          <w:lang w:val="en-US"/>
         </w:rPr>
         <w:drawing>
           <wp:inline distT="0" distB="0" distL="0" distR="0" wp14:anchorId="648B3155" wp14:editId="2329D051">
@@ -1259,6 +1163,7 @@
           <w:bCs/>
           <w:sz w:val="32"/>
           <w:szCs w:val="32"/>
+          <w:lang w:val="en-US"/>
         </w:rPr>
       </w:pPr>
       <w:r>
@@ -1268,6 +1173,7 @@
           <w:noProof/>
           <w:sz w:val="32"/>
           <w:szCs w:val="32"/>
+          <w:lang w:val="en-US"/>
         </w:rPr>
         <w:lastRenderedPageBreak/>
         <mc:AlternateContent>
@@ -1355,6 +1261,7 @@
           <w:noProof/>
           <w:sz w:val="32"/>
           <w:szCs w:val="32"/>
+          <w:lang w:val="en-US"/>
         </w:rPr>
         <w:drawing>
           <wp:inline distT="0" distB="0" distL="0" distR="0" wp14:anchorId="2344872C" wp14:editId="197FCEF3">
@@ -1400,138 +1307,73 @@
       </w:r>
     </w:p>
     <w:p>
-      <w:r>
+      <w:pPr>
+        <w:rPr>
+          <w:lang w:val="en-US"/>
+        </w:rPr>
+      </w:pPr>
+      <w:r>
+        <w:rPr>
+          <w:lang w:val="en-US"/>
+        </w:rPr>
         <w:sym w:font="Wingdings" w:char="F0E0"/>
       </w:r>
       <w:r>
-        <w:t xml:space="preserve"> </w:t>
+        <w:rPr>
+          <w:lang w:val="en-US"/>
+        </w:rPr>
+        <w:t xml:space="preserve"> delayed effect?</w:t>
+      </w:r>
+      <w:r>
+        <w:rPr>
+          <w:lang w:val="en-US"/>
+        </w:rPr>
+        <w:t xml:space="preserve"> Maybe </w:t>
       </w:r>
       <w:proofErr w:type="spellStart"/>
       <w:r>
-        <w:t>delayed</w:t>
+        <w:rPr>
+          <w:lang w:val="en-US"/>
+        </w:rPr>
+        <w:t>stired</w:t>
       </w:r>
       <w:proofErr w:type="spellEnd"/>
       <w:r>
-        <w:t xml:space="preserve"> </w:t>
-      </w:r>
+        <w:rPr>
+          <w:lang w:val="en-US"/>
+        </w:rPr>
+        <w:t xml:space="preserve"> up through mixing and after «relaxing», it gets «trapped» in higher levels?</w:t>
+      </w:r>
+    </w:p>
+    <w:p>
+      <w:pPr>
+        <w:rPr>
+          <w:b/>
+          <w:bCs/>
+          <w:sz w:val="32"/>
+          <w:szCs w:val="32"/>
+          <w:lang w:val="en-US"/>
+        </w:rPr>
+      </w:pPr>
       <w:proofErr w:type="spellStart"/>
       <w:r>
-        <w:t>effect</w:t>
+        <w:rPr>
+          <w:b/>
+          <w:bCs/>
+          <w:sz w:val="32"/>
+          <w:szCs w:val="32"/>
+          <w:lang w:val="en-US"/>
+        </w:rPr>
+        <w:t>Chl</w:t>
       </w:r>
       <w:proofErr w:type="spellEnd"/>
       <w:r>
-        <w:t>?</w:t>
-      </w:r>
-      <w:r>
-        <w:t xml:space="preserve"> Maybe </w:t>
-      </w:r>
-      <w:proofErr w:type="spellStart"/>
-      <w:r>
-        <w:t>stired</w:t>
-      </w:r>
-      <w:proofErr w:type="spellEnd"/>
-      <w:r>
-        <w:t xml:space="preserve"> </w:t>
-      </w:r>
-      <w:proofErr w:type="spellStart"/>
-      <w:r>
-        <w:t>up</w:t>
-      </w:r>
-      <w:proofErr w:type="spellEnd"/>
-      <w:r>
-        <w:t xml:space="preserve"> </w:t>
-      </w:r>
-      <w:proofErr w:type="spellStart"/>
-      <w:r>
-        <w:t>through</w:t>
-      </w:r>
-      <w:proofErr w:type="spellEnd"/>
-      <w:r>
-        <w:t xml:space="preserve"> </w:t>
-      </w:r>
-      <w:proofErr w:type="spellStart"/>
-      <w:r>
-        <w:t>mixing</w:t>
-      </w:r>
-      <w:proofErr w:type="spellEnd"/>
-      <w:r>
-        <w:t xml:space="preserve"> and after «</w:t>
-      </w:r>
-      <w:proofErr w:type="spellStart"/>
-      <w:r>
-        <w:t>relaxing</w:t>
-      </w:r>
-      <w:proofErr w:type="spellEnd"/>
-      <w:r>
-        <w:t xml:space="preserve">», </w:t>
-      </w:r>
-      <w:proofErr w:type="spellStart"/>
-      <w:r>
-        <w:t>it</w:t>
-      </w:r>
-      <w:proofErr w:type="spellEnd"/>
-      <w:r>
-        <w:t xml:space="preserve"> </w:t>
-      </w:r>
-      <w:proofErr w:type="spellStart"/>
-      <w:r>
-        <w:t>gets</w:t>
-      </w:r>
-      <w:proofErr w:type="spellEnd"/>
-      <w:r>
-        <w:t xml:space="preserve"> «</w:t>
-      </w:r>
-      <w:proofErr w:type="spellStart"/>
-      <w:r>
-        <w:t>trapped</w:t>
-      </w:r>
-      <w:proofErr w:type="spellEnd"/>
-      <w:r>
-        <w:t xml:space="preserve">» in </w:t>
-      </w:r>
-      <w:proofErr w:type="spellStart"/>
-      <w:r>
-        <w:t>higher</w:t>
-      </w:r>
-      <w:proofErr w:type="spellEnd"/>
-      <w:r>
-        <w:t xml:space="preserve"> </w:t>
-      </w:r>
-      <w:proofErr w:type="spellStart"/>
-      <w:r>
-        <w:t>levels</w:t>
-      </w:r>
-      <w:proofErr w:type="spellEnd"/>
-      <w:r>
-        <w:t>?</w:t>
-      </w:r>
-    </w:p>
-    <w:p>
-      <w:pPr>
-        <w:rPr>
-          <w:b/>
-          <w:bCs/>
-          <w:sz w:val="32"/>
-          <w:szCs w:val="32"/>
-        </w:rPr>
-      </w:pPr>
-      <w:proofErr w:type="spellStart"/>
-      <w:r>
-        <w:rPr>
-          <w:b/>
-          <w:bCs/>
-          <w:sz w:val="32"/>
-          <w:szCs w:val="32"/>
-        </w:rPr>
-        <w:t>Chl</w:t>
-      </w:r>
-      <w:proofErr w:type="spellEnd"/>
-      <w:r>
-        <w:rPr>
-          <w:b/>
-          <w:bCs/>
-          <w:sz w:val="32"/>
-          <w:szCs w:val="32"/>
+        <w:rPr>
+          <w:b/>
+          <w:bCs/>
+          <w:sz w:val="32"/>
+          <w:szCs w:val="32"/>
+          <w:lang w:val="en-US"/>
         </w:rPr>
         <w:t>-a</w:t>
       </w:r>
@@ -1543,6 +1385,7 @@
           <w:bCs/>
           <w:sz w:val="32"/>
           <w:szCs w:val="32"/>
+          <w:lang w:val="en-US"/>
         </w:rPr>
       </w:pPr>
       <w:r>
@@ -1552,11 +1395,12 @@
           <w:noProof/>
           <w:sz w:val="32"/>
           <w:szCs w:val="32"/>
+          <w:lang w:val="en-US"/>
         </w:rPr>
         <mc:AlternateContent>
           <mc:Choice Requires="wps">
             <w:drawing>
-              <wp:anchor distT="0" distB="0" distL="114300" distR="114300" simplePos="0" relativeHeight="251669504" behindDoc="0" locked="0" layoutInCell="1" allowOverlap="1" wp14:anchorId="08F3D44B" wp14:editId="40289001">
+              <wp:anchor distT="0" distB="0" distL="114300" distR="114300" simplePos="0" relativeHeight="251669504" behindDoc="0" locked="0" layoutInCell="1" allowOverlap="1" wp14:anchorId="08F3D44B" wp14:editId="36EA4C0B">
                 <wp:simplePos x="0" y="0"/>
                 <wp:positionH relativeFrom="column">
                   <wp:posOffset>2530587</wp:posOffset>
@@ -1624,7 +1468,7 @@
           </mc:Choice>
           <mc:Fallback>
             <w:pict>
-              <v:oval w14:anchorId="514F05FF" id="Oval 5" o:spid="_x0000_s1026" style="position:absolute;margin-left:199.25pt;margin-top:28.7pt;width:36pt;height:38pt;z-index:251669504;visibility:visible;mso-wrap-style:square;mso-width-percent:0;mso-height-percent:0;mso-wrap-distance-left:9pt;mso-wrap-distance-top:0;mso-wrap-distance-right:9pt;mso-wrap-distance-bottom:0;mso-position-horizontal:absolute;mso-position-horizontal-relative:text;mso-position-vertical:absolute;mso-position-vertical-relative:text;mso-width-percent:0;mso-height-percent:0;mso-width-relative:margin;mso-height-relative:margin;v-text-anchor:middle" o:gfxdata="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" filled="f" strokecolor="#e00" strokeweight="4.5pt">
+              <v:oval w14:anchorId="4A5520CD" id="Oval 5" o:spid="_x0000_s1026" style="position:absolute;margin-left:199.25pt;margin-top:28.7pt;width:36pt;height:38pt;z-index:251669504;visibility:visible;mso-wrap-style:square;mso-width-percent:0;mso-height-percent:0;mso-wrap-distance-left:9pt;mso-wrap-distance-top:0;mso-wrap-distance-right:9pt;mso-wrap-distance-bottom:0;mso-position-horizontal:absolute;mso-position-horizontal-relative:text;mso-position-vertical:absolute;mso-position-vertical-relative:text;mso-width-percent:0;mso-height-percent:0;mso-width-relative:margin;mso-height-relative:margin;v-text-anchor:middle" o:gfxdata="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" filled="f" strokecolor="#e00" strokeweight="4.5pt">
                 <v:stroke joinstyle="miter"/>
               </v:oval>
             </w:pict>
@@ -1638,6 +1482,7 @@
           <w:noProof/>
           <w:sz w:val="32"/>
           <w:szCs w:val="32"/>
+          <w:lang w:val="en-US"/>
         </w:rPr>
         <w:drawing>
           <wp:inline distT="0" distB="0" distL="0" distR="0" wp14:anchorId="661D0BB0" wp14:editId="0125FF4D">
@@ -1689,6 +1534,7 @@
           <w:bCs/>
           <w:sz w:val="32"/>
           <w:szCs w:val="32"/>
+          <w:lang w:val="en-US"/>
         </w:rPr>
       </w:pPr>
       <w:r>
@@ -1698,12 +1544,13 @@
           <w:noProof/>
           <w:sz w:val="32"/>
           <w:szCs w:val="32"/>
+          <w:lang w:val="en-US"/>
         </w:rPr>
         <w:lastRenderedPageBreak/>
         <mc:AlternateContent>
           <mc:Choice Requires="wps">
             <w:drawing>
-              <wp:anchor distT="0" distB="0" distL="114300" distR="114300" simplePos="0" relativeHeight="251671552" behindDoc="0" locked="0" layoutInCell="1" allowOverlap="1" wp14:anchorId="3FAB56A4" wp14:editId="38130264">
+              <wp:anchor distT="0" distB="0" distL="114300" distR="114300" simplePos="0" relativeHeight="251671552" behindDoc="0" locked="0" layoutInCell="1" allowOverlap="1" wp14:anchorId="3FAB56A4" wp14:editId="716CBC93">
                 <wp:simplePos x="0" y="0"/>
                 <wp:positionH relativeFrom="column">
                   <wp:posOffset>2148355</wp:posOffset>
@@ -1771,7 +1618,7 @@
           </mc:Choice>
           <mc:Fallback>
             <w:pict>
-              <v:oval w14:anchorId="58F5B6AA" id="Oval 5" o:spid="_x0000_s1026" style="position:absolute;margin-left:169.15pt;margin-top:3.15pt;width:36pt;height:38pt;z-index:251671552;visibility:visible;mso-wrap-style:square;mso-width-percent:0;mso-height-percent:0;mso-wrap-distance-left:9pt;mso-wrap-distance-top:0;mso-wrap-distance-right:9pt;mso-wrap-distance-bottom:0;mso-position-horizontal:absolute;mso-position-horizontal-relative:text;mso-position-vertical:absolute;mso-position-vertical-relative:text;mso-width-percent:0;mso-height-percent:0;mso-width-relative:margin;mso-height-relative:margin;v-text-anchor:middle" o:gfxdata="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" filled="f" strokecolor="#e00" strokeweight="4.5pt">
+              <v:oval w14:anchorId="7E2CAA71" id="Oval 5" o:spid="_x0000_s1026" style="position:absolute;margin-left:169.15pt;margin-top:3.15pt;width:36pt;height:38pt;z-index:251671552;visibility:visible;mso-wrap-style:square;mso-width-percent:0;mso-height-percent:0;mso-wrap-distance-left:9pt;mso-wrap-distance-top:0;mso-wrap-distance-right:9pt;mso-wrap-distance-bottom:0;mso-position-horizontal:absolute;mso-position-horizontal-relative:text;mso-position-vertical:absolute;mso-position-vertical-relative:text;mso-width-percent:0;mso-height-percent:0;mso-width-relative:margin;mso-height-relative:margin;v-text-anchor:middle" o:gfxdata="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" filled="f" strokecolor="#e00" strokeweight="4.5pt">
                 <v:stroke joinstyle="miter"/>
               </v:oval>
             </w:pict>
@@ -1785,6 +1632,7 @@
           <w:noProof/>
           <w:sz w:val="32"/>
           <w:szCs w:val="32"/>
+          <w:lang w:val="en-US"/>
         </w:rPr>
         <w:drawing>
           <wp:inline distT="0" distB="0" distL="0" distR="0" wp14:anchorId="33FA1079" wp14:editId="6909BAF3">
@@ -1830,191 +1678,923 @@
       </w:r>
     </w:p>
     <w:p>
+      <w:pPr>
+        <w:rPr>
+          <w:lang w:val="en-US"/>
+        </w:rPr>
+      </w:pPr>
+      <w:r>
+        <w:rPr>
+          <w:lang w:val="en-US"/>
+        </w:rPr>
+        <w:t>Instant</w:t>
+      </w:r>
+      <w:r>
+        <w:rPr>
+          <w:lang w:val="en-US"/>
+        </w:rPr>
+        <w:t>ly higher</w:t>
+      </w:r>
+      <w:r>
+        <w:rPr>
+          <w:lang w:val="en-US"/>
+        </w:rPr>
+        <w:t>, redistribution</w:t>
+      </w:r>
+      <w:r>
+        <w:rPr>
+          <w:lang w:val="en-US"/>
+        </w:rPr>
+        <w:t xml:space="preserve"> of lower algae higher up (</w:t>
+      </w:r>
+      <w:r>
+        <w:rPr>
+          <w:lang w:val="en-US"/>
+        </w:rPr>
+        <w:t>instant</w:t>
+      </w:r>
+      <w:r>
+        <w:rPr>
+          <w:lang w:val="en-US"/>
+        </w:rPr>
+        <w:t xml:space="preserve"> increase doesn’t mean new growth)</w:t>
+      </w:r>
+    </w:p>
+    <w:p>
+      <w:pPr>
+        <w:rPr>
+          <w:b/>
+          <w:bCs/>
+          <w:sz w:val="32"/>
+          <w:szCs w:val="32"/>
+          <w:lang w:val="en-US"/>
+        </w:rPr>
+      </w:pPr>
+      <w:r>
+        <w:rPr>
+          <w:b/>
+          <w:bCs/>
+          <w:sz w:val="32"/>
+          <w:szCs w:val="32"/>
+          <w:lang w:val="en-US"/>
+        </w:rPr>
+        <w:t>NPP of biomass and suspended matter</w:t>
+      </w:r>
+    </w:p>
+    <w:p>
+      <w:pPr>
+        <w:rPr>
+          <w:lang w:val="en-US"/>
+        </w:rPr>
+      </w:pPr>
+      <w:r>
+        <w:rPr>
+          <w:lang w:val="en-US"/>
+        </w:rPr>
+        <w:t xml:space="preserve">NPP = the rate at which </w:t>
+      </w:r>
+      <w:r>
+        <w:rPr>
+          <w:lang w:val="en-US"/>
+        </w:rPr>
+        <w:t>phytoplankton</w:t>
+      </w:r>
+      <w:r>
+        <w:rPr>
+          <w:lang w:val="en-US"/>
+        </w:rPr>
+        <w:t xml:space="preserve"> produce new organic matter via photosynthesis</w:t>
+      </w:r>
+    </w:p>
+    <w:p>
+      <w:pPr>
+        <w:rPr>
+          <w:lang w:val="en-US"/>
+        </w:rPr>
+      </w:pPr>
+    </w:p>
+    <w:p>
+      <w:pPr>
+        <w:rPr>
+          <w:lang w:val="en-US"/>
+        </w:rPr>
+      </w:pPr>
+      <w:r>
+        <w:rPr>
+          <w:lang w:val="en-US"/>
+        </w:rPr>
+        <w:t>BIOMASS:</w:t>
+      </w:r>
+    </w:p>
+    <w:p>
+      <w:pPr>
+        <w:rPr>
+          <w:b/>
+          <w:bCs/>
+          <w:sz w:val="32"/>
+          <w:szCs w:val="32"/>
+          <w:lang w:val="en-US"/>
+        </w:rPr>
+      </w:pPr>
+    </w:p>
+    <w:p>
+      <w:pPr>
+        <w:rPr>
+          <w:b/>
+          <w:bCs/>
+          <w:sz w:val="32"/>
+          <w:szCs w:val="32"/>
+          <w:lang w:val="en-US"/>
+        </w:rPr>
+      </w:pPr>
+      <w:r>
+        <w:rPr>
+          <w:b/>
+          <w:bCs/>
+          <w:noProof/>
+          <w:sz w:val="32"/>
+          <w:szCs w:val="32"/>
+          <w:lang w:val="en-US"/>
+        </w:rPr>
+        <mc:AlternateContent>
+          <mc:Choice Requires="wps">
+            <w:drawing>
+              <wp:anchor distT="0" distB="0" distL="114300" distR="114300" simplePos="0" relativeHeight="251679744" behindDoc="0" locked="0" layoutInCell="1" allowOverlap="1" wp14:anchorId="7A7FE443" wp14:editId="6E9EA2E3">
+                <wp:simplePos x="0" y="0"/>
+                <wp:positionH relativeFrom="column">
+                  <wp:posOffset>2283914</wp:posOffset>
+                </wp:positionH>
+                <wp:positionV relativeFrom="paragraph">
+                  <wp:posOffset>2591435</wp:posOffset>
+                </wp:positionV>
+                <wp:extent cx="457200" cy="482600"/>
+                <wp:effectExtent l="25400" t="25400" r="38100" b="38100"/>
+                <wp:wrapNone/>
+                <wp:docPr id="1739772424" name="Oval 5"/>
+                <wp:cNvGraphicFramePr/>
+                <a:graphic xmlns:a="http://schemas.openxmlformats.org/drawingml/2006/main">
+                  <a:graphicData uri="http://schemas.microsoft.com/office/word/2010/wordprocessingShape">
+                    <wps:wsp>
+                      <wps:cNvSpPr/>
+                      <wps:spPr>
+                        <a:xfrm>
+                          <a:off x="0" y="0"/>
+                          <a:ext cx="457200" cy="482600"/>
+                        </a:xfrm>
+                        <a:prstGeom prst="ellipse">
+                          <a:avLst/>
+                        </a:prstGeom>
+                        <a:noFill/>
+                        <a:ln w="57150">
+                          <a:solidFill>
+                            <a:srgbClr val="EE0000"/>
+                          </a:solidFill>
+                        </a:ln>
+                      </wps:spPr>
+                      <wps:style>
+                        <a:lnRef idx="2">
+                          <a:schemeClr val="accent1">
+                            <a:shade val="15000"/>
+                          </a:schemeClr>
+                        </a:lnRef>
+                        <a:fillRef idx="1">
+                          <a:schemeClr val="accent1"/>
+                        </a:fillRef>
+                        <a:effectRef idx="0">
+                          <a:schemeClr val="accent1"/>
+                        </a:effectRef>
+                        <a:fontRef idx="minor">
+                          <a:schemeClr val="lt1"/>
+                        </a:fontRef>
+                      </wps:style>
+                      <wps:bodyPr rot="0" spcFirstLastPara="0" vertOverflow="overflow" horzOverflow="overflow" vert="horz" wrap="square" lIns="91440" tIns="45720" rIns="91440" bIns="45720" numCol="1" spcCol="0" rtlCol="0" fromWordArt="0" anchor="ctr" anchorCtr="0" forceAA="0" compatLnSpc="1">
+                        <a:prstTxWarp prst="textNoShape">
+                          <a:avLst/>
+                        </a:prstTxWarp>
+                        <a:noAutofit/>
+                      </wps:bodyPr>
+                    </wps:wsp>
+                  </a:graphicData>
+                </a:graphic>
+                <wp14:sizeRelH relativeFrom="margin">
+                  <wp14:pctWidth>0</wp14:pctWidth>
+                </wp14:sizeRelH>
+                <wp14:sizeRelV relativeFrom="margin">
+                  <wp14:pctHeight>0</wp14:pctHeight>
+                </wp14:sizeRelV>
+              </wp:anchor>
+            </w:drawing>
+          </mc:Choice>
+          <mc:Fallback>
+            <w:pict>
+              <v:oval w14:anchorId="1136026E" id="Oval 5" o:spid="_x0000_s1026" style="position:absolute;margin-left:179.85pt;margin-top:204.05pt;width:36pt;height:38pt;z-index:251679744;visibility:visible;mso-wrap-style:square;mso-width-percent:0;mso-height-percent:0;mso-wrap-distance-left:9pt;mso-wrap-distance-top:0;mso-wrap-distance-right:9pt;mso-wrap-distance-bottom:0;mso-position-horizontal:absolute;mso-position-horizontal-relative:text;mso-position-vertical:absolute;mso-position-vertical-relative:text;mso-width-percent:0;mso-height-percent:0;mso-width-relative:margin;mso-height-relative:margin;v-text-anchor:middle" o:gfxdata="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" filled="f" strokecolor="#e00" strokeweight="4.5pt">
+                <v:stroke joinstyle="miter"/>
+              </v:oval>
+            </w:pict>
+          </mc:Fallback>
+        </mc:AlternateContent>
+      </w:r>
+      <w:r>
+        <w:rPr>
+          <w:b/>
+          <w:bCs/>
+          <w:noProof/>
+          <w:sz w:val="32"/>
+          <w:szCs w:val="32"/>
+          <w:lang w:val="en-US"/>
+        </w:rPr>
+        <w:drawing>
+          <wp:inline distT="0" distB="0" distL="0" distR="0" wp14:anchorId="68077B4B" wp14:editId="34EB09E3">
+            <wp:extent cx="5756910" cy="3454400"/>
+            <wp:effectExtent l="0" t="0" r="0" b="0"/>
+            <wp:docPr id="256963047" name="Grafik 10"/>
+            <wp:cNvGraphicFramePr>
+              <a:graphicFrameLocks xmlns:a="http://schemas.openxmlformats.org/drawingml/2006/main" noChangeAspect="1"/>
+            </wp:cNvGraphicFramePr>
+            <a:graphic xmlns:a="http://schemas.openxmlformats.org/drawingml/2006/main">
+              <a:graphicData uri="http://schemas.openxmlformats.org/drawingml/2006/picture">
+                <pic:pic xmlns:pic="http://schemas.openxmlformats.org/drawingml/2006/picture">
+                  <pic:nvPicPr>
+                    <pic:cNvPr id="256963047" name="Grafik 256963047"/>
+                    <pic:cNvPicPr/>
+                  </pic:nvPicPr>
+                  <pic:blipFill>
+                    <a:blip r:embed="rId14">
+                      <a:extLst>
+                        <a:ext uri="{28A0092B-C50C-407E-A947-70E740481C1C}">
+                          <a14:useLocalDpi xmlns:a14="http://schemas.microsoft.com/office/drawing/2010/main" val="0"/>
+                        </a:ext>
+                      </a:extLst>
+                    </a:blip>
+                    <a:stretch>
+                      <a:fillRect/>
+                    </a:stretch>
+                  </pic:blipFill>
+                  <pic:spPr>
+                    <a:xfrm>
+                      <a:off x="0" y="0"/>
+                      <a:ext cx="5756910" cy="3454400"/>
+                    </a:xfrm>
+                    <a:prstGeom prst="rect">
+                      <a:avLst/>
+                    </a:prstGeom>
+                  </pic:spPr>
+                </pic:pic>
+              </a:graphicData>
+            </a:graphic>
+          </wp:inline>
+        </w:drawing>
+      </w:r>
+    </w:p>
+    <w:p>
+      <w:pPr>
+        <w:rPr>
+          <w:b/>
+          <w:bCs/>
+          <w:sz w:val="32"/>
+          <w:szCs w:val="32"/>
+          <w:lang w:val="en-US"/>
+        </w:rPr>
+      </w:pPr>
+      <w:r>
+        <w:rPr>
+          <w:b/>
+          <w:bCs/>
+          <w:noProof/>
+          <w:sz w:val="32"/>
+          <w:szCs w:val="32"/>
+          <w:lang w:val="en-US"/>
+        </w:rPr>
+        <w:lastRenderedPageBreak/>
+        <mc:AlternateContent>
+          <mc:Choice Requires="wps">
+            <w:drawing>
+              <wp:anchor distT="0" distB="0" distL="114300" distR="114300" simplePos="0" relativeHeight="251677696" behindDoc="0" locked="0" layoutInCell="1" allowOverlap="1" wp14:anchorId="20057C6B" wp14:editId="48F1C400">
+                <wp:simplePos x="0" y="0"/>
+                <wp:positionH relativeFrom="column">
+                  <wp:posOffset>1842770</wp:posOffset>
+                </wp:positionH>
+                <wp:positionV relativeFrom="paragraph">
+                  <wp:posOffset>2234928</wp:posOffset>
+                </wp:positionV>
+                <wp:extent cx="522242" cy="671286"/>
+                <wp:effectExtent l="25400" t="25400" r="36830" b="40005"/>
+                <wp:wrapNone/>
+                <wp:docPr id="650342837" name="Oval 5"/>
+                <wp:cNvGraphicFramePr/>
+                <a:graphic xmlns:a="http://schemas.openxmlformats.org/drawingml/2006/main">
+                  <a:graphicData uri="http://schemas.microsoft.com/office/word/2010/wordprocessingShape">
+                    <wps:wsp>
+                      <wps:cNvSpPr/>
+                      <wps:spPr>
+                        <a:xfrm flipH="1" flipV="1">
+                          <a:off x="0" y="0"/>
+                          <a:ext cx="522242" cy="671286"/>
+                        </a:xfrm>
+                        <a:prstGeom prst="ellipse">
+                          <a:avLst/>
+                        </a:prstGeom>
+                        <a:noFill/>
+                        <a:ln w="57150">
+                          <a:solidFill>
+                            <a:srgbClr val="EE0000"/>
+                          </a:solidFill>
+                        </a:ln>
+                      </wps:spPr>
+                      <wps:style>
+                        <a:lnRef idx="2">
+                          <a:schemeClr val="accent1">
+                            <a:shade val="15000"/>
+                          </a:schemeClr>
+                        </a:lnRef>
+                        <a:fillRef idx="1">
+                          <a:schemeClr val="accent1"/>
+                        </a:fillRef>
+                        <a:effectRef idx="0">
+                          <a:schemeClr val="accent1"/>
+                        </a:effectRef>
+                        <a:fontRef idx="minor">
+                          <a:schemeClr val="lt1"/>
+                        </a:fontRef>
+                      </wps:style>
+                      <wps:bodyPr rot="0" spcFirstLastPara="0" vertOverflow="overflow" horzOverflow="overflow" vert="horz" wrap="square" lIns="91440" tIns="45720" rIns="91440" bIns="45720" numCol="1" spcCol="0" rtlCol="0" fromWordArt="0" anchor="ctr" anchorCtr="0" forceAA="0" compatLnSpc="1">
+                        <a:prstTxWarp prst="textNoShape">
+                          <a:avLst/>
+                        </a:prstTxWarp>
+                        <a:noAutofit/>
+                      </wps:bodyPr>
+                    </wps:wsp>
+                  </a:graphicData>
+                </a:graphic>
+                <wp14:sizeRelH relativeFrom="margin">
+                  <wp14:pctWidth>0</wp14:pctWidth>
+                </wp14:sizeRelH>
+                <wp14:sizeRelV relativeFrom="margin">
+                  <wp14:pctHeight>0</wp14:pctHeight>
+                </wp14:sizeRelV>
+              </wp:anchor>
+            </w:drawing>
+          </mc:Choice>
+          <mc:Fallback>
+            <w:pict>
+              <v:oval w14:anchorId="56D51646" id="Oval 5" o:spid="_x0000_s1026" style="position:absolute;margin-left:145.1pt;margin-top:176pt;width:41.1pt;height:52.85pt;flip:x y;z-index:251677696;visibility:visible;mso-wrap-style:square;mso-width-percent:0;mso-height-percent:0;mso-wrap-distance-left:9pt;mso-wrap-distance-top:0;mso-wrap-distance-right:9pt;mso-wrap-distance-bottom:0;mso-position-horizontal:absolute;mso-position-horizontal-relative:text;mso-position-vertical:absolute;mso-position-vertical-relative:text;mso-width-percent:0;mso-height-percent:0;mso-width-relative:margin;mso-height-relative:margin;v-text-anchor:middle" o:gfxdata="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" filled="f" strokecolor="#e00" strokeweight="4.5pt">
+                <v:stroke joinstyle="miter"/>
+              </v:oval>
+            </w:pict>
+          </mc:Fallback>
+        </mc:AlternateContent>
+      </w:r>
+      <w:r>
+        <w:rPr>
+          <w:b/>
+          <w:bCs/>
+          <w:noProof/>
+          <w:sz w:val="32"/>
+          <w:szCs w:val="32"/>
+          <w:lang w:val="en-US"/>
+        </w:rPr>
+        <w:drawing>
+          <wp:inline distT="0" distB="0" distL="0" distR="0" wp14:anchorId="0F55E3C8" wp14:editId="3BBC3922">
+            <wp:extent cx="5756910" cy="3454400"/>
+            <wp:effectExtent l="0" t="0" r="0" b="0"/>
+            <wp:docPr id="1776869079" name="Grafik 12"/>
+            <wp:cNvGraphicFramePr>
+              <a:graphicFrameLocks xmlns:a="http://schemas.openxmlformats.org/drawingml/2006/main" noChangeAspect="1"/>
+            </wp:cNvGraphicFramePr>
+            <a:graphic xmlns:a="http://schemas.openxmlformats.org/drawingml/2006/main">
+              <a:graphicData uri="http://schemas.openxmlformats.org/drawingml/2006/picture">
+                <pic:pic xmlns:pic="http://schemas.openxmlformats.org/drawingml/2006/picture">
+                  <pic:nvPicPr>
+                    <pic:cNvPr id="1776869079" name="Grafik 1776869079"/>
+                    <pic:cNvPicPr/>
+                  </pic:nvPicPr>
+                  <pic:blipFill>
+                    <a:blip r:embed="rId15">
+                      <a:extLst>
+                        <a:ext uri="{28A0092B-C50C-407E-A947-70E740481C1C}">
+                          <a14:useLocalDpi xmlns:a14="http://schemas.microsoft.com/office/drawing/2010/main" val="0"/>
+                        </a:ext>
+                      </a:extLst>
+                    </a:blip>
+                    <a:stretch>
+                      <a:fillRect/>
+                    </a:stretch>
+                  </pic:blipFill>
+                  <pic:spPr>
+                    <a:xfrm>
+                      <a:off x="0" y="0"/>
+                      <a:ext cx="5756910" cy="3454400"/>
+                    </a:xfrm>
+                    <a:prstGeom prst="rect">
+                      <a:avLst/>
+                    </a:prstGeom>
+                  </pic:spPr>
+                </pic:pic>
+              </a:graphicData>
+            </a:graphic>
+          </wp:inline>
+        </w:drawing>
+      </w:r>
+    </w:p>
+    <w:p>
+      <w:pPr>
+        <w:rPr>
+          <w:b/>
+          <w:bCs/>
+          <w:sz w:val="32"/>
+          <w:szCs w:val="32"/>
+          <w:lang w:val="en-US"/>
+        </w:rPr>
+      </w:pPr>
+    </w:p>
+    <w:p>
+      <w:pPr>
+        <w:rPr>
+          <w:lang w:val="en-US"/>
+        </w:rPr>
+      </w:pPr>
+      <w:r>
+        <w:rPr>
+          <w:lang w:val="en-US"/>
+        </w:rPr>
+        <w:t>SUSPENDED MATTER</w:t>
+      </w:r>
+    </w:p>
+    <w:p>
+      <w:pPr>
+        <w:rPr>
+          <w:b/>
+          <w:bCs/>
+          <w:sz w:val="32"/>
+          <w:szCs w:val="32"/>
+          <w:lang w:val="en-US"/>
+        </w:rPr>
+      </w:pPr>
+    </w:p>
+    <w:p>
+      <w:pPr>
+        <w:rPr>
+          <w:b/>
+          <w:bCs/>
+          <w:sz w:val="32"/>
+          <w:szCs w:val="32"/>
+          <w:lang w:val="en-US"/>
+        </w:rPr>
+      </w:pPr>
+      <w:r>
+        <w:rPr>
+          <w:b/>
+          <w:bCs/>
+          <w:noProof/>
+          <w:sz w:val="32"/>
+          <w:szCs w:val="32"/>
+          <w:lang w:val="en-US"/>
+        </w:rPr>
+        <w:drawing>
+          <wp:inline distT="0" distB="0" distL="0" distR="0" wp14:anchorId="4B5D2ACB" wp14:editId="39C30694">
+            <wp:extent cx="5756910" cy="3454400"/>
+            <wp:effectExtent l="0" t="0" r="0" b="0"/>
+            <wp:docPr id="1092254121" name="Grafik 13"/>
+            <wp:cNvGraphicFramePr>
+              <a:graphicFrameLocks xmlns:a="http://schemas.openxmlformats.org/drawingml/2006/main" noChangeAspect="1"/>
+            </wp:cNvGraphicFramePr>
+            <a:graphic xmlns:a="http://schemas.openxmlformats.org/drawingml/2006/main">
+              <a:graphicData uri="http://schemas.openxmlformats.org/drawingml/2006/picture">
+                <pic:pic xmlns:pic="http://schemas.openxmlformats.org/drawingml/2006/picture">
+                  <pic:nvPicPr>
+                    <pic:cNvPr id="1092254121" name="Grafik 1092254121"/>
+                    <pic:cNvPicPr/>
+                  </pic:nvPicPr>
+                  <pic:blipFill>
+                    <a:blip r:embed="rId16">
+                      <a:extLst>
+                        <a:ext uri="{28A0092B-C50C-407E-A947-70E740481C1C}">
+                          <a14:useLocalDpi xmlns:a14="http://schemas.microsoft.com/office/drawing/2010/main" val="0"/>
+                        </a:ext>
+                      </a:extLst>
+                    </a:blip>
+                    <a:stretch>
+                      <a:fillRect/>
+                    </a:stretch>
+                  </pic:blipFill>
+                  <pic:spPr>
+                    <a:xfrm>
+                      <a:off x="0" y="0"/>
+                      <a:ext cx="5756910" cy="3454400"/>
+                    </a:xfrm>
+                    <a:prstGeom prst="rect">
+                      <a:avLst/>
+                    </a:prstGeom>
+                  </pic:spPr>
+                </pic:pic>
+              </a:graphicData>
+            </a:graphic>
+          </wp:inline>
+        </w:drawing>
+      </w:r>
+    </w:p>
+    <w:p>
+      <w:pPr>
+        <w:rPr>
+          <w:b/>
+          <w:bCs/>
+          <w:sz w:val="32"/>
+          <w:szCs w:val="32"/>
+          <w:lang w:val="en-US"/>
+        </w:rPr>
+      </w:pPr>
+    </w:p>
+    <w:p>
+      <w:pPr>
+        <w:rPr>
+          <w:b/>
+          <w:bCs/>
+          <w:sz w:val="32"/>
+          <w:szCs w:val="32"/>
+          <w:lang w:val="en-US"/>
+        </w:rPr>
+      </w:pPr>
+      <w:r>
+        <w:rPr>
+          <w:b/>
+          <w:bCs/>
+          <w:noProof/>
+          <w:sz w:val="32"/>
+          <w:szCs w:val="32"/>
+          <w:lang w:val="en-US"/>
+        </w:rPr>
+        <w:lastRenderedPageBreak/>
+        <mc:AlternateContent>
+          <mc:Choice Requires="wps">
+            <w:drawing>
+              <wp:anchor distT="0" distB="0" distL="114300" distR="114300" simplePos="0" relativeHeight="251683840" behindDoc="0" locked="0" layoutInCell="1" allowOverlap="1" wp14:anchorId="6E73E071" wp14:editId="0751A6CD">
+                <wp:simplePos x="0" y="0"/>
+                <wp:positionH relativeFrom="column">
+                  <wp:posOffset>2981325</wp:posOffset>
+                </wp:positionH>
+                <wp:positionV relativeFrom="paragraph">
+                  <wp:posOffset>649548</wp:posOffset>
+                </wp:positionV>
+                <wp:extent cx="457200" cy="482600"/>
+                <wp:effectExtent l="25400" t="25400" r="38100" b="38100"/>
+                <wp:wrapNone/>
+                <wp:docPr id="1629966226" name="Oval 5"/>
+                <wp:cNvGraphicFramePr/>
+                <a:graphic xmlns:a="http://schemas.openxmlformats.org/drawingml/2006/main">
+                  <a:graphicData uri="http://schemas.microsoft.com/office/word/2010/wordprocessingShape">
+                    <wps:wsp>
+                      <wps:cNvSpPr/>
+                      <wps:spPr>
+                        <a:xfrm>
+                          <a:off x="0" y="0"/>
+                          <a:ext cx="457200" cy="482600"/>
+                        </a:xfrm>
+                        <a:prstGeom prst="ellipse">
+                          <a:avLst/>
+                        </a:prstGeom>
+                        <a:noFill/>
+                        <a:ln w="57150">
+                          <a:solidFill>
+                            <a:srgbClr val="EE0000"/>
+                          </a:solidFill>
+                        </a:ln>
+                      </wps:spPr>
+                      <wps:style>
+                        <a:lnRef idx="2">
+                          <a:schemeClr val="accent1">
+                            <a:shade val="15000"/>
+                          </a:schemeClr>
+                        </a:lnRef>
+                        <a:fillRef idx="1">
+                          <a:schemeClr val="accent1"/>
+                        </a:fillRef>
+                        <a:effectRef idx="0">
+                          <a:schemeClr val="accent1"/>
+                        </a:effectRef>
+                        <a:fontRef idx="minor">
+                          <a:schemeClr val="lt1"/>
+                        </a:fontRef>
+                      </wps:style>
+                      <wps:bodyPr rot="0" spcFirstLastPara="0" vertOverflow="overflow" horzOverflow="overflow" vert="horz" wrap="square" lIns="91440" tIns="45720" rIns="91440" bIns="45720" numCol="1" spcCol="0" rtlCol="0" fromWordArt="0" anchor="ctr" anchorCtr="0" forceAA="0" compatLnSpc="1">
+                        <a:prstTxWarp prst="textNoShape">
+                          <a:avLst/>
+                        </a:prstTxWarp>
+                        <a:noAutofit/>
+                      </wps:bodyPr>
+                    </wps:wsp>
+                  </a:graphicData>
+                </a:graphic>
+                <wp14:sizeRelH relativeFrom="margin">
+                  <wp14:pctWidth>0</wp14:pctWidth>
+                </wp14:sizeRelH>
+                <wp14:sizeRelV relativeFrom="margin">
+                  <wp14:pctHeight>0</wp14:pctHeight>
+                </wp14:sizeRelV>
+              </wp:anchor>
+            </w:drawing>
+          </mc:Choice>
+          <mc:Fallback>
+            <w:pict>
+              <v:oval w14:anchorId="487643D9" id="Oval 5" o:spid="_x0000_s1026" style="position:absolute;margin-left:234.75pt;margin-top:51.15pt;width:36pt;height:38pt;z-index:251683840;visibility:visible;mso-wrap-style:square;mso-width-percent:0;mso-height-percent:0;mso-wrap-distance-left:9pt;mso-wrap-distance-top:0;mso-wrap-distance-right:9pt;mso-wrap-distance-bottom:0;mso-position-horizontal:absolute;mso-position-horizontal-relative:text;mso-position-vertical:absolute;mso-position-vertical-relative:text;mso-width-percent:0;mso-height-percent:0;mso-width-relative:margin;mso-height-relative:margin;v-text-anchor:middle" o:gfxdata="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" filled="f" strokecolor="#e00" strokeweight="4.5pt">
+                <v:stroke joinstyle="miter"/>
+              </v:oval>
+            </w:pict>
+          </mc:Fallback>
+        </mc:AlternateContent>
+      </w:r>
+      <w:r>
+        <w:rPr>
+          <w:b/>
+          <w:bCs/>
+          <w:noProof/>
+          <w:sz w:val="32"/>
+          <w:szCs w:val="32"/>
+          <w:lang w:val="en-US"/>
+        </w:rPr>
+        <mc:AlternateContent>
+          <mc:Choice Requires="wps">
+            <w:drawing>
+              <wp:anchor distT="0" distB="0" distL="114300" distR="114300" simplePos="0" relativeHeight="251681792" behindDoc="0" locked="0" layoutInCell="1" allowOverlap="1" wp14:anchorId="50F2AB41" wp14:editId="503F0242">
+                <wp:simplePos x="0" y="0"/>
+                <wp:positionH relativeFrom="column">
+                  <wp:posOffset>2353541</wp:posOffset>
+                </wp:positionH>
+                <wp:positionV relativeFrom="paragraph">
+                  <wp:posOffset>649258</wp:posOffset>
+                </wp:positionV>
+                <wp:extent cx="457200" cy="482600"/>
+                <wp:effectExtent l="25400" t="25400" r="38100" b="38100"/>
+                <wp:wrapNone/>
+                <wp:docPr id="1510562797" name="Oval 5"/>
+                <wp:cNvGraphicFramePr/>
+                <a:graphic xmlns:a="http://schemas.openxmlformats.org/drawingml/2006/main">
+                  <a:graphicData uri="http://schemas.microsoft.com/office/word/2010/wordprocessingShape">
+                    <wps:wsp>
+                      <wps:cNvSpPr/>
+                      <wps:spPr>
+                        <a:xfrm>
+                          <a:off x="0" y="0"/>
+                          <a:ext cx="457200" cy="482600"/>
+                        </a:xfrm>
+                        <a:prstGeom prst="ellipse">
+                          <a:avLst/>
+                        </a:prstGeom>
+                        <a:noFill/>
+                        <a:ln w="57150">
+                          <a:solidFill>
+                            <a:srgbClr val="EE0000"/>
+                          </a:solidFill>
+                        </a:ln>
+                      </wps:spPr>
+                      <wps:style>
+                        <a:lnRef idx="2">
+                          <a:schemeClr val="accent1">
+                            <a:shade val="15000"/>
+                          </a:schemeClr>
+                        </a:lnRef>
+                        <a:fillRef idx="1">
+                          <a:schemeClr val="accent1"/>
+                        </a:fillRef>
+                        <a:effectRef idx="0">
+                          <a:schemeClr val="accent1"/>
+                        </a:effectRef>
+                        <a:fontRef idx="minor">
+                          <a:schemeClr val="lt1"/>
+                        </a:fontRef>
+                      </wps:style>
+                      <wps:bodyPr rot="0" spcFirstLastPara="0" vertOverflow="overflow" horzOverflow="overflow" vert="horz" wrap="square" lIns="91440" tIns="45720" rIns="91440" bIns="45720" numCol="1" spcCol="0" rtlCol="0" fromWordArt="0" anchor="ctr" anchorCtr="0" forceAA="0" compatLnSpc="1">
+                        <a:prstTxWarp prst="textNoShape">
+                          <a:avLst/>
+                        </a:prstTxWarp>
+                        <a:noAutofit/>
+                      </wps:bodyPr>
+                    </wps:wsp>
+                  </a:graphicData>
+                </a:graphic>
+                <wp14:sizeRelH relativeFrom="margin">
+                  <wp14:pctWidth>0</wp14:pctWidth>
+                </wp14:sizeRelH>
+                <wp14:sizeRelV relativeFrom="margin">
+                  <wp14:pctHeight>0</wp14:pctHeight>
+                </wp14:sizeRelV>
+              </wp:anchor>
+            </w:drawing>
+          </mc:Choice>
+          <mc:Fallback>
+            <w:pict>
+              <v:oval w14:anchorId="548C38D7" id="Oval 5" o:spid="_x0000_s1026" style="position:absolute;margin-left:185.3pt;margin-top:51.1pt;width:36pt;height:38pt;z-index:251681792;visibility:visible;mso-wrap-style:square;mso-width-percent:0;mso-height-percent:0;mso-wrap-distance-left:9pt;mso-wrap-distance-top:0;mso-wrap-distance-right:9pt;mso-wrap-distance-bottom:0;mso-position-horizontal:absolute;mso-position-horizontal-relative:text;mso-position-vertical:absolute;mso-position-vertical-relative:text;mso-width-percent:0;mso-height-percent:0;mso-width-relative:margin;mso-height-relative:margin;v-text-anchor:middle" o:gfxdata="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" filled="f" strokecolor="#e00" strokeweight="4.5pt">
+                <v:stroke joinstyle="miter"/>
+              </v:oval>
+            </w:pict>
+          </mc:Fallback>
+        </mc:AlternateContent>
+      </w:r>
+      <w:r>
+        <w:rPr>
+          <w:b/>
+          <w:bCs/>
+          <w:noProof/>
+          <w:sz w:val="32"/>
+          <w:szCs w:val="32"/>
+          <w:lang w:val="en-US"/>
+        </w:rPr>
+        <w:drawing>
+          <wp:inline distT="0" distB="0" distL="0" distR="0" wp14:anchorId="38EBFD5B" wp14:editId="25687D07">
+            <wp:extent cx="5756910" cy="3454400"/>
+            <wp:effectExtent l="0" t="0" r="0" b="0"/>
+            <wp:docPr id="1456359756" name="Grafik 14"/>
+            <wp:cNvGraphicFramePr>
+              <a:graphicFrameLocks xmlns:a="http://schemas.openxmlformats.org/drawingml/2006/main" noChangeAspect="1"/>
+            </wp:cNvGraphicFramePr>
+            <a:graphic xmlns:a="http://schemas.openxmlformats.org/drawingml/2006/main">
+              <a:graphicData uri="http://schemas.openxmlformats.org/drawingml/2006/picture">
+                <pic:pic xmlns:pic="http://schemas.openxmlformats.org/drawingml/2006/picture">
+                  <pic:nvPicPr>
+                    <pic:cNvPr id="1456359756" name="Grafik 1456359756"/>
+                    <pic:cNvPicPr/>
+                  </pic:nvPicPr>
+                  <pic:blipFill>
+                    <a:blip r:embed="rId17">
+                      <a:extLst>
+                        <a:ext uri="{28A0092B-C50C-407E-A947-70E740481C1C}">
+                          <a14:useLocalDpi xmlns:a14="http://schemas.microsoft.com/office/drawing/2010/main" val="0"/>
+                        </a:ext>
+                      </a:extLst>
+                    </a:blip>
+                    <a:stretch>
+                      <a:fillRect/>
+                    </a:stretch>
+                  </pic:blipFill>
+                  <pic:spPr>
+                    <a:xfrm>
+                      <a:off x="0" y="0"/>
+                      <a:ext cx="5756910" cy="3454400"/>
+                    </a:xfrm>
+                    <a:prstGeom prst="rect">
+                      <a:avLst/>
+                    </a:prstGeom>
+                  </pic:spPr>
+                </pic:pic>
+              </a:graphicData>
+            </a:graphic>
+          </wp:inline>
+        </w:drawing>
+      </w:r>
+    </w:p>
+    <w:p>
+      <w:pPr>
+        <w:rPr>
+          <w:lang w:val="en-US"/>
+        </w:rPr>
+      </w:pPr>
+      <w:r>
+        <w:rPr>
+          <w:lang w:val="en-US"/>
+        </w:rPr>
+        <w:t xml:space="preserve">Maybe delayed response like with nitrate? </w:t>
+      </w:r>
+    </w:p>
+    <w:p>
+      <w:pPr>
+        <w:rPr>
+          <w:lang w:val="en-US"/>
+        </w:rPr>
+      </w:pPr>
+    </w:p>
+    <w:p>
+      <w:pPr>
+        <w:rPr>
+          <w:lang w:val="en-US"/>
+        </w:rPr>
+      </w:pPr>
+    </w:p>
+    <w:p>
+      <w:pPr>
+        <w:rPr>
+          <w:lang w:val="en-US"/>
+        </w:rPr>
+      </w:pPr>
+    </w:p>
+    <w:p>
+      <w:pPr>
+        <w:rPr>
+          <w:lang w:val="en-US"/>
+        </w:rPr>
+      </w:pPr>
+      <w:r>
+        <w:rPr>
+          <w:lang w:val="en-US"/>
+        </w:rPr>
+        <w:t xml:space="preserve">Statistical tests (t test) and map of it, where is difference significant and </w:t>
+      </w:r>
+      <w:proofErr w:type="gramStart"/>
+      <w:r>
+        <w:rPr>
+          <w:lang w:val="en-US"/>
+        </w:rPr>
+        <w:t>where</w:t>
+      </w:r>
+      <w:proofErr w:type="gramEnd"/>
+      <w:r>
+        <w:rPr>
+          <w:lang w:val="en-US"/>
+        </w:rPr>
+        <w:t xml:space="preserve"> not</w:t>
+      </w:r>
+    </w:p>
+    <w:p>
+      <w:pPr>
+        <w:rPr>
+          <w:lang w:val="en-US"/>
+        </w:rPr>
+      </w:pPr>
+      <w:r>
+        <w:rPr>
+          <w:lang w:val="en-US"/>
+        </w:rPr>
+        <w:t xml:space="preserve">P values for every </w:t>
+      </w:r>
       <w:proofErr w:type="spellStart"/>
       <w:r>
-        <w:t>Instant</w:t>
-      </w:r>
-      <w:r>
-        <w:t>ly</w:t>
+        <w:rPr>
+          <w:lang w:val="en-US"/>
+        </w:rPr>
+        <w:t>lat</w:t>
       </w:r>
       <w:proofErr w:type="spellEnd"/>
       <w:r>
+        <w:rPr>
+          <w:lang w:val="en-US"/>
+        </w:rPr>
         <w:t xml:space="preserve"> </w:t>
       </w:r>
       <w:proofErr w:type="spellStart"/>
       <w:r>
-        <w:t>higher</w:t>
+        <w:rPr>
+          <w:lang w:val="en-US"/>
+        </w:rPr>
+        <w:t>lon</w:t>
       </w:r>
       <w:proofErr w:type="spellEnd"/>
       <w:r>
+        <w:rPr>
+          <w:lang w:val="en-US"/>
+        </w:rPr>
+        <w:t xml:space="preserve"> cell gives matrix that gives </w:t>
+      </w:r>
+      <w:proofErr w:type="spellStart"/>
+      <w:r>
+        <w:rPr>
+          <w:lang w:val="en-US"/>
+        </w:rPr>
+        <w:t>map</w:t>
+      </w:r>
+      <w:r>
+        <w:rPr>
+          <w:lang w:val="en-US"/>
+        </w:rPr>
+        <w:t>l</w:t>
+      </w:r>
+      <w:proofErr w:type="spellEnd"/>
+      <w:r>
+        <w:rPr>
+          <w:lang w:val="en-US"/>
+        </w:rPr>
         <w:t xml:space="preserve">, </w:t>
       </w:r>
       <w:proofErr w:type="spellStart"/>
       <w:r>
-        <w:t>redistribution</w:t>
+        <w:rPr>
+          <w:lang w:val="en-US"/>
+        </w:rPr>
+        <w:t>npt</w:t>
       </w:r>
       <w:proofErr w:type="spellEnd"/>
       <w:r>
-        <w:t xml:space="preserve"> </w:t>
-      </w:r>
-      <w:proofErr w:type="spellStart"/>
-      <w:r>
-        <w:t>of</w:t>
-      </w:r>
-      <w:proofErr w:type="spellEnd"/>
-      <w:r>
-        <w:t xml:space="preserve"> </w:t>
-      </w:r>
-      <w:proofErr w:type="spellStart"/>
-      <w:r>
-        <w:t>lower</w:t>
-      </w:r>
-      <w:proofErr w:type="spellEnd"/>
-      <w:r>
-        <w:t xml:space="preserve"> </w:t>
-      </w:r>
-      <w:proofErr w:type="spellStart"/>
-      <w:r>
-        <w:t>algae</w:t>
-      </w:r>
-      <w:proofErr w:type="spellEnd"/>
-      <w:r>
-        <w:t xml:space="preserve"> </w:t>
-      </w:r>
-      <w:proofErr w:type="spellStart"/>
-      <w:r>
-        <w:t>higher</w:t>
-      </w:r>
-      <w:proofErr w:type="spellEnd"/>
-      <w:r>
-        <w:t xml:space="preserve"> </w:t>
-      </w:r>
-      <w:proofErr w:type="spellStart"/>
-      <w:r>
-        <w:t>up</w:t>
-      </w:r>
-      <w:proofErr w:type="spellEnd"/>
-      <w:r>
-        <w:t xml:space="preserve"> (</w:t>
-      </w:r>
-      <w:proofErr w:type="spellStart"/>
-      <w:r>
-        <w:t>insant</w:t>
-      </w:r>
-      <w:proofErr w:type="spellEnd"/>
-      <w:r>
-        <w:t xml:space="preserve"> </w:t>
-      </w:r>
-      <w:proofErr w:type="spellStart"/>
-      <w:r>
-        <w:t>increase</w:t>
-      </w:r>
-      <w:proofErr w:type="spellEnd"/>
-      <w:r>
-        <w:t xml:space="preserve"> </w:t>
-      </w:r>
-      <w:proofErr w:type="spellStart"/>
-      <w:r>
-        <w:t>doesn’t</w:t>
-      </w:r>
-      <w:proofErr w:type="spellEnd"/>
-      <w:r>
-        <w:t xml:space="preserve"> </w:t>
-      </w:r>
-      <w:proofErr w:type="spellStart"/>
-      <w:r>
-        <w:t>mean</w:t>
-      </w:r>
-      <w:proofErr w:type="spellEnd"/>
-      <w:r>
-        <w:t xml:space="preserve"> </w:t>
-      </w:r>
-      <w:proofErr w:type="spellStart"/>
-      <w:r>
-        <w:t>new</w:t>
-      </w:r>
-      <w:proofErr w:type="spellEnd"/>
-      <w:r>
-        <w:t xml:space="preserve"> growth)</w:t>
-      </w:r>
-    </w:p>
-    <w:p>
-      <w:pPr>
-        <w:rPr>
-          <w:b/>
-          <w:bCs/>
-          <w:sz w:val="32"/>
-          <w:szCs w:val="32"/>
-        </w:rPr>
-      </w:pPr>
-      <w:r>
-        <w:rPr>
-          <w:b/>
-          <w:bCs/>
-          <w:sz w:val="32"/>
-          <w:szCs w:val="32"/>
-        </w:rPr>
-        <w:t xml:space="preserve">NPP </w:t>
-      </w:r>
-      <w:proofErr w:type="spellStart"/>
-      <w:r>
-        <w:rPr>
-          <w:b/>
-          <w:bCs/>
-          <w:sz w:val="32"/>
-          <w:szCs w:val="32"/>
-        </w:rPr>
-        <w:t>of</w:t>
-      </w:r>
-      <w:proofErr w:type="spellEnd"/>
-      <w:r>
-        <w:rPr>
-          <w:b/>
-          <w:bCs/>
-          <w:sz w:val="32"/>
-          <w:szCs w:val="32"/>
-        </w:rPr>
-        <w:t xml:space="preserve"> </w:t>
-      </w:r>
-      <w:proofErr w:type="spellStart"/>
-      <w:r>
-        <w:rPr>
-          <w:b/>
-          <w:bCs/>
-          <w:sz w:val="32"/>
-          <w:szCs w:val="32"/>
-        </w:rPr>
-        <w:t>biomass</w:t>
-      </w:r>
-      <w:proofErr w:type="spellEnd"/>
-      <w:r>
-        <w:rPr>
-          <w:b/>
-          <w:bCs/>
-          <w:sz w:val="32"/>
-          <w:szCs w:val="32"/>
-        </w:rPr>
-        <w:t xml:space="preserve"> and </w:t>
-      </w:r>
-      <w:proofErr w:type="spellStart"/>
-      <w:r>
-        <w:rPr>
-          <w:b/>
-          <w:bCs/>
-          <w:sz w:val="32"/>
-          <w:szCs w:val="32"/>
-        </w:rPr>
-        <w:t>suspended</w:t>
-      </w:r>
-      <w:proofErr w:type="spellEnd"/>
-      <w:r>
-        <w:rPr>
-          <w:b/>
-          <w:bCs/>
-          <w:sz w:val="32"/>
-          <w:szCs w:val="32"/>
-        </w:rPr>
-        <w:t xml:space="preserve"> matter</w:t>
+        <w:rPr>
+          <w:lang w:val="en-US"/>
+        </w:rPr>
+        <w:t xml:space="preserve"> just average of the whole box but spatially explicit </w:t>
+      </w:r>
+    </w:p>
+    <w:p>
+      <w:pPr>
+        <w:rPr>
+          <w:lang w:val="en-US"/>
+        </w:rPr>
+      </w:pPr>
+    </w:p>
+    <w:p>
+      <w:pPr>
+        <w:rPr>
+          <w:lang w:val="en-US"/>
+        </w:rPr>
+      </w:pPr>
+      <w:r>
+        <w:rPr>
+          <w:lang w:val="en-US"/>
+        </w:rPr>
+        <w:t xml:space="preserve">Take larger area and show in maps the overlapping </w:t>
       </w:r>
     </w:p>
     <w:sectPr>
